--- a/downloads/teacher/05 Materials/Unit 04/Handouts/Handout 04.08 - Color Wheel Room Cards and Pitch Sheet.docx
+++ b/downloads/teacher/05 Materials/Unit 04/Handouts/Handout 04.08 - Color Wheel Room Cards and Pitch Sheet.docx
@@ -68,15 +68,6 @@
       <w:pPr>
         <w:pStyle w:val="FirstParagraph"/>
       </w:pPr>
-      <w:r>
-        <w:rPr>
-          <w:b/>
-        </w:rPr>
-        <w:t xml:space="preserve">[Check with a native speaker before printing.]</w:t>
-      </w:r>
-      <w:r>
-        <w:t xml:space="preserve"> </w:t>
-      </w:r>
       <w:r>
         <w:t xml:space="preserve">These are working translations. The English word stays on every card, because the English word is the one you will see on a paint chip in a store.</w:t>
       </w:r>
